--- a/klagomål/A 53681-2025 FSC-klagomål.docx
+++ b/klagomål/A 53681-2025 FSC-klagomål.docx
@@ -897,7 +897,7 @@
     <w:r>
       <w:tab/>
       <w:tab/>
-      <w:t>2025-10-31</w:t>
+      <w:t>2025-11-01</w:t>
       <w:br/>
       <w:br/>
     </w:r>

--- a/klagomål/A 53681-2025 FSC-klagomål.docx
+++ b/klagomål/A 53681-2025 FSC-klagomål.docx
@@ -897,7 +897,7 @@
     <w:r>
       <w:tab/>
       <w:tab/>
-      <w:t>2025-11-01</w:t>
+      <w:t>2025-11-02</w:t>
       <w:br/>
       <w:br/>
     </w:r>

--- a/klagomål/A 53681-2025 FSC-klagomål.docx
+++ b/klagomål/A 53681-2025 FSC-klagomål.docx
@@ -897,7 +897,7 @@
     <w:r>
       <w:tab/>
       <w:tab/>
-      <w:t>2025-11-02</w:t>
+      <w:t>2025-11-03</w:t>
       <w:br/>
       <w:br/>
     </w:r>

--- a/klagomål/A 53681-2025 FSC-klagomål.docx
+++ b/klagomål/A 53681-2025 FSC-klagomål.docx
@@ -897,7 +897,7 @@
     <w:r>
       <w:tab/>
       <w:tab/>
-      <w:t>2025-11-03</w:t>
+      <w:t>2025-11-04</w:t>
       <w:br/>
       <w:br/>
     </w:r>
